--- a/Date-GIWREF-Address-SMP-TH-2022-A.docx
+++ b/Date-GIWREF-Address-SMP-TH-2022-A.docx
@@ -206,7 +206,7 @@
                 <w:sz w:val="20"/>
                 <w:lang w:val="en-US"/>
               </w:rPr>
-              <w:t>17 June 2026</w:t>
+              <w:t>19 June 2026</w:t>
             </w:r>
             <w:r>
               <w:rPr>
@@ -1744,11 +1744,11 @@
         <w:br w:type="page"/>
       </w:r>
     </w:p>
-    <w:bookmarkStart w:id="19" w:name="_Toc209592307" w:displacedByCustomXml="next"/>
-    <w:bookmarkStart w:id="20" w:name="_Toc209557015" w:displacedByCustomXml="next"/>
+    <w:bookmarkStart w:id="19" w:name="_Toc227050848" w:displacedByCustomXml="next"/>
+    <w:bookmarkStart w:id="20" w:name="_Toc209555290" w:displacedByCustomXml="next"/>
     <w:bookmarkStart w:id="21" w:name="_Toc209555543" w:displacedByCustomXml="next"/>
-    <w:bookmarkStart w:id="22" w:name="_Toc209555290" w:displacedByCustomXml="next"/>
-    <w:bookmarkStart w:id="23" w:name="_Toc227050848" w:displacedByCustomXml="next"/>
+    <w:bookmarkStart w:id="22" w:name="_Toc209557015" w:displacedByCustomXml="next"/>
+    <w:bookmarkStart w:id="23" w:name="_Toc209592307" w:displacedByCustomXml="next"/>
     <w:sdt>
       <w:sdtPr>
         <w:rPr>
@@ -6099,7 +6099,7 @@
                 <w:color w:val="000000"/>
               </w:rPr>
               <w:drawing>
-                <wp:anchor distT="0" distB="0" distL="114300" distR="114300" simplePos="0" relativeHeight="251738112" behindDoc="1" locked="0" layoutInCell="1" allowOverlap="1" wp14:anchorId="22787630" wp14:editId="55FF7ABB">
+                <wp:anchor distT="0" distB="0" distL="114300" distR="114300" simplePos="0" relativeHeight="251738112" behindDoc="1" locked="0" layoutInCell="1" allowOverlap="1" wp14:anchorId="22787630" wp14:editId="1644AFF9">
                   <wp:simplePos x="0" y="0"/>
                   <wp:positionH relativeFrom="column">
                     <wp:posOffset>77470</wp:posOffset>
@@ -6429,7 +6429,7 @@
                 <w:color w:val="000000"/>
               </w:rPr>
               <w:drawing>
-                <wp:anchor distT="0" distB="0" distL="114300" distR="114300" simplePos="0" relativeHeight="251739136" behindDoc="1" locked="0" layoutInCell="1" allowOverlap="1" wp14:anchorId="7055ECC5" wp14:editId="754AE9FD">
+                <wp:anchor distT="0" distB="0" distL="114300" distR="114300" simplePos="0" relativeHeight="251739136" behindDoc="1" locked="0" layoutInCell="1" allowOverlap="1" wp14:anchorId="7055ECC5" wp14:editId="51C539BC">
                   <wp:simplePos x="0" y="0"/>
                   <wp:positionH relativeFrom="column">
                     <wp:posOffset>76200</wp:posOffset>
@@ -7257,7 +7257,7 @@
                 <w:color w:val="000000"/>
               </w:rPr>
               <w:drawing>
-                <wp:anchor distT="0" distB="0" distL="114300" distR="114300" simplePos="0" relativeHeight="251741184" behindDoc="1" locked="0" layoutInCell="1" allowOverlap="1" wp14:anchorId="63206793" wp14:editId="64E9B829">
+                <wp:anchor distT="0" distB="0" distL="114300" distR="114300" simplePos="0" relativeHeight="251741184" behindDoc="1" locked="0" layoutInCell="1" allowOverlap="1" wp14:anchorId="63206793" wp14:editId="11F3D1D3">
                   <wp:simplePos x="0" y="0"/>
                   <wp:positionH relativeFrom="column">
                     <wp:posOffset>91440</wp:posOffset>
@@ -9512,6 +9512,7 @@
             </w:r>
           </w:p>
         </w:tc>
+        <w:bookmarkStart w:id="68" w:name="Landscaping"/>
         <w:tc>
           <w:tcPr>
             <w:tcW w:w="6236" w:type="dxa"/>
@@ -9531,15 +9532,35 @@
                 <w:szCs w:val="22"/>
               </w:rPr>
             </w:pPr>
-            <w:bookmarkStart w:id="68" w:name="Landscape_irrigation"/>
-            <w:r>
-              <w:rPr>
-                <w:bCs/>
-                <w:szCs w:val="22"/>
-              </w:rPr>
-              <w:lastRenderedPageBreak/>
-              <w:t>[XX]</w:t>
-            </w:r>
+            <w:sdt>
+              <w:sdtPr>
+                <w:rPr>
+                  <w:b/>
+                  <w:szCs w:val="22"/>
+                </w:rPr>
+                <w:alias w:val="Irrigation"/>
+                <w:tag w:val="Irrigation"/>
+                <w:id w:val="2087878562"/>
+                <w:placeholder>
+                  <w:docPart w:val="20AA0F62DE93440582859C5AAC65342B"/>
+                </w:placeholder>
+                <w:showingPlcHdr/>
+                <w:dropDownList>
+                  <w:listItem w:value="Choose an item."/>
+                  <w:listItem w:displayText="The majority of landscaping is to be native vegetation with no irrigation demand after the initial establishment period." w:value="The majority of landscaping is to be native vegetation with no irrigation demand after the initial establishment period."/>
+                  <w:listItem w:displayText="No landscaping provided to the development" w:value="No landscaping provided to the development"/>
+                  <w:listItem w:displayText="Landscape irrigation demand will be connected to the rainwater tank. " w:value="Landscape irrigation demand will be connected to the rainwater tank. "/>
+                </w:dropDownList>
+              </w:sdtPr>
+              <w:sdtContent>
+                <w:r>
+                  <w:rPr>
+                    <w:rStyle w:val="PlaceholderText"/>
+                  </w:rPr>
+                  <w:t>Choose an item.</w:t>
+                </w:r>
+              </w:sdtContent>
+            </w:sdt>
             <w:bookmarkEnd w:id="68"/>
           </w:p>
         </w:tc>
@@ -27856,6 +27877,35 @@
         </w:p>
       </w:docPartBody>
     </w:docPart>
+    <w:docPart>
+      <w:docPartPr>
+        <w:name w:val="20AA0F62DE93440582859C5AAC65342B"/>
+        <w:category>
+          <w:name w:val="General"/>
+          <w:gallery w:val="placeholder"/>
+        </w:category>
+        <w:types>
+          <w:type w:val="bbPlcHdr"/>
+        </w:types>
+        <w:behaviors>
+          <w:behavior w:val="content"/>
+        </w:behaviors>
+        <w:guid w:val="{FE28A0F1-EC4F-4746-9C76-D8DCABF73CA0}"/>
+      </w:docPartPr>
+      <w:docPartBody>
+        <w:p>
+          <w:pPr>
+            <w:pStyle w:val="20AA0F62DE93440582859C5AAC65342B"/>
+          </w:pPr>
+          <w:r>
+            <w:rPr>
+              <w:rStyle w:val="PlaceholderText"/>
+            </w:rPr>
+            <w:t>Choose an item.</w:t>
+          </w:r>
+        </w:p>
+      </w:docPartBody>
+    </w:docPart>
   </w:docParts>
 </w:glossaryDocument>
 </file>
@@ -28358,11 +28408,13 @@
     <w:rsid w:val="0041699F"/>
     <w:rsid w:val="00442A7F"/>
     <w:rsid w:val="0045519A"/>
+    <w:rsid w:val="004556FE"/>
     <w:rsid w:val="004558F6"/>
     <w:rsid w:val="00460782"/>
     <w:rsid w:val="004D7895"/>
     <w:rsid w:val="00504E04"/>
     <w:rsid w:val="00524716"/>
+    <w:rsid w:val="0053305A"/>
     <w:rsid w:val="00536983"/>
     <w:rsid w:val="005437BF"/>
     <w:rsid w:val="00547074"/>
@@ -28378,6 +28430,7 @@
     <w:rsid w:val="00644C13"/>
     <w:rsid w:val="00653FC6"/>
     <w:rsid w:val="006718F4"/>
+    <w:rsid w:val="0069412A"/>
     <w:rsid w:val="006A4FF8"/>
     <w:rsid w:val="006A71BB"/>
     <w:rsid w:val="006B010A"/>
@@ -28922,7 +28975,7 @@
     <w:basedOn w:val="DefaultParagraphFont"/>
     <w:uiPriority w:val="99"/>
     <w:semiHidden/>
-    <w:rsid w:val="00246559"/>
+    <w:rsid w:val="0069412A"/>
     <w:rPr>
       <w:color w:val="808080"/>
     </w:rPr>
@@ -29080,6 +29133,20 @@
   <w:style w:type="paragraph" w:customStyle="1" w:styleId="7FFC764F1F714EAF90EDBC9B656436E4">
     <w:name w:val="7FFC764F1F714EAF90EDBC9B656436E4"/>
     <w:rsid w:val="000237AA"/>
+    <w:pPr>
+      <w:spacing w:after="160" w:line="278" w:lineRule="auto"/>
+    </w:pPr>
+    <w:rPr>
+      <w:kern w:val="2"/>
+      <w:sz w:val="24"/>
+      <w:szCs w:val="24"/>
+      <w:lang w:val="en-CA" w:eastAsia="zh-CN"/>
+      <w14:ligatures w14:val="standardContextual"/>
+    </w:rPr>
+  </w:style>
+  <w:style w:type="paragraph" w:customStyle="1" w:styleId="20AA0F62DE93440582859C5AAC65342B">
+    <w:name w:val="20AA0F62DE93440582859C5AAC65342B"/>
+    <w:rsid w:val="0069412A"/>
     <w:pPr>
       <w:spacing w:after="160" w:line="278" w:lineRule="auto"/>
     </w:pPr>

--- a/Date-GIWREF-Address-SMP-TH-2022-A.docx
+++ b/Date-GIWREF-Address-SMP-TH-2022-A.docx
@@ -92,7 +92,17 @@
                 <w:sz w:val="20"/>
                 <w:lang w:val="en-US"/>
               </w:rPr>
-              <w:t>Multi - Unit</w:t>
+              <w:t>Multi</w:t>
+            </w:r>
+            <w:r>
+              <w:rPr>
+                <w:rFonts w:ascii="Roboto" w:eastAsia="Roboto" w:hAnsi="Roboto" w:cs="Roboto"/>
+                <w:color w:val="FFFFFF"/>
+                <w:spacing w:val="-4"/>
+                <w:sz w:val="20"/>
+                <w:lang w:val="en-US"/>
+              </w:rPr>
+              <w:t>-Residential</w:t>
             </w:r>
             <w:r>
               <w:rPr>
@@ -206,7 +216,7 @@
                 <w:sz w:val="20"/>
                 <w:lang w:val="en-US"/>
               </w:rPr>
-              <w:t>19 June 2026</w:t>
+              <w:t>22 June 2026</w:t>
             </w:r>
             <w:r>
               <w:rPr>
@@ -3688,7 +3698,7 @@
         <w:t>[</w:t>
       </w:r>
       <w:r>
-        <w:t>XX</w:t>
+        <w:t>total townhouses</w:t>
       </w:r>
       <w:r>
         <w:t>]</w:t>
@@ -3706,7 +3716,7 @@
         <w:t>[</w:t>
       </w:r>
       <w:r>
-        <w:t>XX</w:t>
+        <w:t>building height</w:t>
       </w:r>
       <w:r>
         <w:t>]</w:t>
@@ -3828,7 +3838,7 @@
         <w:t>[</w:t>
       </w:r>
       <w:r>
-        <w:t>XX</w:t>
+        <w:t>site area</w:t>
       </w:r>
       <w:r>
         <w:t>]</w:t>
@@ -3849,7 +3859,7 @@
         <w:t>[</w:t>
       </w:r>
       <w:r>
-        <w:t>XX</w:t>
+        <w:t>distance to CBD</w:t>
       </w:r>
       <w:r>
         <w:t>]</w:t>
@@ -5692,7 +5702,7 @@
                 <w:sz w:val="24"/>
                 <w:szCs w:val="24"/>
               </w:rPr>
-              <w:t>XX</w:t>
+              <w:t>BESS score</w:t>
             </w:r>
             <w:r>
               <w:rPr>
@@ -6099,7 +6109,7 @@
                 <w:color w:val="000000"/>
               </w:rPr>
               <w:drawing>
-                <wp:anchor distT="0" distB="0" distL="114300" distR="114300" simplePos="0" relativeHeight="251738112" behindDoc="1" locked="0" layoutInCell="1" allowOverlap="1" wp14:anchorId="22787630" wp14:editId="1644AFF9">
+                <wp:anchor distT="0" distB="0" distL="114300" distR="114300" simplePos="0" relativeHeight="251738112" behindDoc="1" locked="0" layoutInCell="1" allowOverlap="1" wp14:anchorId="22787630" wp14:editId="5A181436">
                   <wp:simplePos x="0" y="0"/>
                   <wp:positionH relativeFrom="column">
                     <wp:posOffset>77470</wp:posOffset>
@@ -6429,7 +6439,7 @@
                 <w:color w:val="000000"/>
               </w:rPr>
               <w:drawing>
-                <wp:anchor distT="0" distB="0" distL="114300" distR="114300" simplePos="0" relativeHeight="251739136" behindDoc="1" locked="0" layoutInCell="1" allowOverlap="1" wp14:anchorId="7055ECC5" wp14:editId="51C539BC">
+                <wp:anchor distT="0" distB="0" distL="114300" distR="114300" simplePos="0" relativeHeight="251739136" behindDoc="1" locked="0" layoutInCell="1" allowOverlap="1" wp14:anchorId="7055ECC5" wp14:editId="2B078222">
                   <wp:simplePos x="0" y="0"/>
                   <wp:positionH relativeFrom="column">
                     <wp:posOffset>76200</wp:posOffset>
@@ -7257,7 +7267,7 @@
                 <w:color w:val="000000"/>
               </w:rPr>
               <w:drawing>
-                <wp:anchor distT="0" distB="0" distL="114300" distR="114300" simplePos="0" relativeHeight="251741184" behindDoc="1" locked="0" layoutInCell="1" allowOverlap="1" wp14:anchorId="63206793" wp14:editId="11F3D1D3">
+                <wp:anchor distT="0" distB="0" distL="114300" distR="114300" simplePos="0" relativeHeight="251741184" behindDoc="1" locked="0" layoutInCell="1" allowOverlap="1" wp14:anchorId="63206793" wp14:editId="6D8539CE">
                   <wp:simplePos x="0" y="0"/>
                   <wp:positionH relativeFrom="column">
                     <wp:posOffset>91440</wp:posOffset>
@@ -8168,31 +8178,11 @@
                 <w:szCs w:val="22"/>
               </w:rPr>
             </w:pPr>
-            <w:bookmarkStart w:id="62" w:name="Metering"/>
-            <w:r>
-              <w:rPr>
-                <w:szCs w:val="22"/>
-              </w:rPr>
-              <w:t xml:space="preserve">Electricity, cold water, hot water or gas metering is to be provided to each individual </w:t>
-            </w:r>
-            <w:r>
-              <w:rPr>
-                <w:szCs w:val="22"/>
-              </w:rPr>
-              <w:t>townhouse</w:t>
-            </w:r>
-            <w:r>
-              <w:rPr>
-                <w:szCs w:val="22"/>
-              </w:rPr>
-              <w:t>.</w:t>
-            </w:r>
-            <w:bookmarkEnd w:id="62"/>
-            <w:r>
-              <w:rPr>
-                <w:szCs w:val="22"/>
-              </w:rPr>
-              <w:t xml:space="preserve"> </w:t>
+            <w:r>
+              <w:rPr>
+                <w:szCs w:val="22"/>
+              </w:rPr>
+              <w:t>Electricity and cold water metering is to be provided to each individual townhouse.</w:t>
             </w:r>
           </w:p>
           <w:p>
@@ -8339,8 +8329,8 @@
       </w:tr>
     </w:tbl>
     <w:p>
-      <w:bookmarkStart w:id="63" w:name="_Toc46738705"/>
-      <w:bookmarkStart w:id="64" w:name="_Toc227050861"/>
+      <w:bookmarkStart w:id="62" w:name="_Toc46738705"/>
+      <w:bookmarkStart w:id="63" w:name="_Toc227050861"/>
     </w:p>
     <w:p>
       <w:pPr>
@@ -8370,8 +8360,8 @@
         <w:lastRenderedPageBreak/>
         <w:t>Integrated Water Management</w:t>
       </w:r>
+      <w:bookmarkEnd w:id="62"/>
       <w:bookmarkEnd w:id="63"/>
-      <w:bookmarkEnd w:id="64"/>
     </w:p>
     <w:p>
       <w:pPr>
@@ -8626,7 +8616,7 @@
                 <w:szCs w:val="22"/>
               </w:rPr>
             </w:pPr>
-            <w:bookmarkStart w:id="65" w:name="BlueFactor"/>
+            <w:bookmarkStart w:id="64" w:name="BlueFactor"/>
             <w:r>
               <w:rPr>
                 <w:color w:val="auto"/>
@@ -8639,7 +8629,7 @@
                 <w:color w:val="auto"/>
                 <w:szCs w:val="22"/>
               </w:rPr>
-              <w:t>100</w:t>
+              <w:t>[Blue Factor score]</w:t>
             </w:r>
             <w:r>
               <w:rPr>
@@ -8648,7 +8638,7 @@
               </w:rPr>
               <w:t>% is achieved</w:t>
             </w:r>
-            <w:bookmarkEnd w:id="65"/>
+            <w:bookmarkEnd w:id="64"/>
             <w:r>
               <w:rPr>
                 <w:color w:val="auto"/>
@@ -8666,18 +8656,48 @@
                 <w:szCs w:val="22"/>
               </w:rPr>
             </w:pPr>
-            <w:bookmarkStart w:id="66" w:name="WSUD_Strat"/>
-            <w:r>
-              <w:rPr>
-                <w:szCs w:val="22"/>
-              </w:rPr>
-              <w:t>Rainwater is to be collected from XX and directed into the</w:t>
-            </w:r>
-            <w:r>
-              <w:rPr>
-                <w:szCs w:val="22"/>
-              </w:rPr>
-              <w:t xml:space="preserve"> [XX]</w:t>
+            <w:bookmarkStart w:id="65" w:name="WSUD_Strat"/>
+            <w:r>
+              <w:rPr>
+                <w:szCs w:val="22"/>
+              </w:rPr>
+              <w:t xml:space="preserve">Rainwater is to be collected from </w:t>
+            </w:r>
+            <w:r>
+              <w:rPr>
+                <w:szCs w:val="22"/>
+              </w:rPr>
+              <w:t>[collection area]</w:t>
+            </w:r>
+            <w:r>
+              <w:rPr>
+                <w:szCs w:val="22"/>
+              </w:rPr>
+              <w:t>m2</w:t>
+            </w:r>
+            <w:r>
+              <w:rPr>
+                <w:szCs w:val="22"/>
+              </w:rPr>
+              <w:t xml:space="preserve"> and directed into the</w:t>
+            </w:r>
+            <w:r>
+              <w:rPr>
+                <w:szCs w:val="22"/>
+              </w:rPr>
+              <w:t xml:space="preserve"> [</w:t>
+            </w:r>
+            <w:r>
+              <w:rPr>
+                <w:szCs w:val="22"/>
+              </w:rPr>
+              <w:t>rainwater tank size</w:t>
+            </w:r>
+            <w:r>
+              <w:rPr>
+                <w:szCs w:val="22"/>
+              </w:rPr>
+              <w:t>]</w:t>
             </w:r>
             <w:r>
               <w:rPr>
@@ -8711,10 +8731,22 @@
               <w:rPr>
                 <w:szCs w:val="22"/>
               </w:rPr>
-              <w:t>Rainwater is to be collected from XX and directed into a ≥XXm2, minimum 1,150mm deep raingarden with 300mm of extended detention.</w:t>
-            </w:r>
-          </w:p>
-          <w:bookmarkEnd w:id="66"/>
+              <w:t>Rainwater is to be collected from XX and directed into a ≥</w:t>
+            </w:r>
+            <w:r>
+              <w:rPr>
+                <w:szCs w:val="22"/>
+              </w:rPr>
+              <w:t>[raingarden size]</w:t>
+            </w:r>
+            <w:r>
+              <w:rPr>
+                <w:szCs w:val="22"/>
+              </w:rPr>
+              <w:t>m2, minimum 1,150mm deep raingarden with 300mm of extended detention.</w:t>
+            </w:r>
+          </w:p>
+          <w:bookmarkEnd w:id="65"/>
           <w:p>
             <w:pPr>
               <w:spacing w:before="0" w:after="0" w:line="240" w:lineRule="auto"/>
@@ -8866,14 +8898,32 @@
                     <w:rPr>
                       <w:noProof/>
                       <w:szCs w:val="22"/>
+                      <w:lang w:val="fr-FR"/>
                     </w:rPr>
                   </w:pPr>
                   <w:r>
                     <w:rPr>
                       <w:noProof/>
                       <w:szCs w:val="22"/>
+                      <w:lang w:val="fr-FR"/>
                     </w:rPr>
-                    <w:t>WELS 4 Star - Toilets</w:t>
+                    <w:t xml:space="preserve">WELS </w:t>
+                  </w:r>
+                  <w:r>
+                    <w:rPr>
+                      <w:noProof/>
+                      <w:szCs w:val="22"/>
+                      <w:lang w:val="fr-FR"/>
+                    </w:rPr>
+                    <w:t>[toilet WELS]</w:t>
+                  </w:r>
+                  <w:r>
+                    <w:rPr>
+                      <w:noProof/>
+                      <w:szCs w:val="22"/>
+                      <w:lang w:val="fr-FR"/>
+                    </w:rPr>
+                    <w:t xml:space="preserve"> Star - Toilets</w:t>
                   </w:r>
                 </w:p>
               </w:tc>
@@ -8895,7 +8945,21 @@
                       <w:noProof/>
                       <w:szCs w:val="22"/>
                     </w:rPr>
-                    <w:t>WELS 5 Star -</w:t>
+                    <w:t xml:space="preserve">WELS </w:t>
+                  </w:r>
+                  <w:r>
+                    <w:rPr>
+                      <w:noProof/>
+                      <w:szCs w:val="22"/>
+                    </w:rPr>
+                    <w:t>[taps WELS]</w:t>
+                  </w:r>
+                  <w:r>
+                    <w:rPr>
+                      <w:noProof/>
+                      <w:szCs w:val="22"/>
+                    </w:rPr>
+                    <w:t xml:space="preserve"> Star -</w:t>
                   </w:r>
                   <w:r>
                     <w:rPr>
@@ -8923,7 +8987,21 @@
                       <w:noProof/>
                       <w:szCs w:val="22"/>
                     </w:rPr>
-                    <w:t>WELS 4 Star -</w:t>
+                    <w:t xml:space="preserve">WELS </w:t>
+                  </w:r>
+                  <w:r>
+                    <w:rPr>
+                      <w:noProof/>
+                      <w:szCs w:val="22"/>
+                    </w:rPr>
+                    <w:t>[Shower WELS]</w:t>
+                  </w:r>
+                  <w:r>
+                    <w:rPr>
+                      <w:noProof/>
+                      <w:szCs w:val="22"/>
+                    </w:rPr>
+                    <w:t xml:space="preserve"> Star -</w:t>
                   </w:r>
                   <w:r>
                     <w:rPr>
@@ -8951,7 +9029,21 @@
                       <w:noProof/>
                       <w:szCs w:val="22"/>
                     </w:rPr>
-                    <w:t>WELS 5 Star -</w:t>
+                    <w:t xml:space="preserve">WELS </w:t>
+                  </w:r>
+                  <w:r>
+                    <w:rPr>
+                      <w:noProof/>
+                      <w:szCs w:val="22"/>
+                    </w:rPr>
+                    <w:t>[dishwasher WELS]</w:t>
+                  </w:r>
+                  <w:r>
+                    <w:rPr>
+                      <w:noProof/>
+                      <w:szCs w:val="22"/>
+                    </w:rPr>
+                    <w:t xml:space="preserve"> Star -</w:t>
                   </w:r>
                   <w:r>
                     <w:rPr>
@@ -9326,7 +9418,7 @@
                 <w:szCs w:val="22"/>
               </w:rPr>
             </w:pPr>
-            <w:bookmarkStart w:id="67" w:name="Rainwater_tank"/>
+            <w:bookmarkStart w:id="66" w:name="Rainwater_tank"/>
             <w:r>
               <w:rPr>
                 <w:szCs w:val="22"/>
@@ -9349,7 +9441,7 @@
               <w:rPr>
                 <w:szCs w:val="22"/>
               </w:rPr>
-              <w:t>XX</w:t>
+              <w:t>rainwater tank size</w:t>
             </w:r>
             <w:r>
               <w:rPr>
@@ -9367,9 +9459,15 @@
               <w:rPr>
                 <w:szCs w:val="22"/>
               </w:rPr>
-              <w:t>litre rainwater tank will harvest rainwater from XXX</w:t>
-            </w:r>
-            <w:bookmarkEnd w:id="67"/>
+              <w:t xml:space="preserve">litre rainwater tank will harvest rainwater from </w:t>
+            </w:r>
+            <w:bookmarkEnd w:id="66"/>
+            <w:r>
+              <w:rPr>
+                <w:szCs w:val="22"/>
+              </w:rPr>
+              <w:t>[collection area]</w:t>
+            </w:r>
             <w:r>
               <w:rPr>
                 <w:szCs w:val="22"/>
@@ -9500,7 +9598,7 @@
                 <w:color w:val="auto"/>
                 <w:szCs w:val="22"/>
               </w:rPr>
-              <w:t xml:space="preserve">To ensure the efficient use of water and to reduce total operating potable water use through encouraging water efficient </w:t>
+              <w:t xml:space="preserve">To ensure the efficient use of water and to reduce total operating potable water use through </w:t>
             </w:r>
             <w:r>
               <w:rPr>
@@ -9508,11 +9606,11 @@
                 <w:szCs w:val="22"/>
               </w:rPr>
               <w:lastRenderedPageBreak/>
-              <w:t>landscape design.</w:t>
-            </w:r>
-          </w:p>
-        </w:tc>
-        <w:bookmarkStart w:id="68" w:name="Landscaping"/>
+              <w:t>encouraging water efficient landscape design.</w:t>
+            </w:r>
+          </w:p>
+        </w:tc>
+        <w:bookmarkStart w:id="67" w:name="Landscaping"/>
         <w:tc>
           <w:tcPr>
             <w:tcW w:w="6236" w:type="dxa"/>
@@ -9536,7 +9634,6 @@
               <w:sdtPr>
                 <w:rPr>
                   <w:b/>
-                  <w:szCs w:val="22"/>
                 </w:rPr>
                 <w:alias w:val="Irrigation"/>
                 <w:tag w:val="Irrigation"/>
@@ -9561,13 +9658,13 @@
                 </w:r>
               </w:sdtContent>
             </w:sdt>
-            <w:bookmarkEnd w:id="68"/>
+            <w:bookmarkEnd w:id="67"/>
           </w:p>
         </w:tc>
       </w:tr>
     </w:tbl>
     <w:p>
-      <w:bookmarkStart w:id="69" w:name="_Toc46738706"/>
+      <w:bookmarkStart w:id="68" w:name="_Toc46738706"/>
     </w:p>
     <w:p>
       <w:pPr>
@@ -9581,7 +9678,7 @@
       <w:pPr>
         <w:pStyle w:val="Heading2"/>
       </w:pPr>
-      <w:bookmarkStart w:id="70" w:name="_Toc227050862"/>
+      <w:bookmarkStart w:id="69" w:name="_Toc227050862"/>
       <w:r>
         <w:lastRenderedPageBreak/>
         <w:t xml:space="preserve">Operational </w:t>
@@ -9589,8 +9686,8 @@
       <w:r>
         <w:t>Energy</w:t>
       </w:r>
+      <w:bookmarkEnd w:id="68"/>
       <w:bookmarkEnd w:id="69"/>
-      <w:bookmarkEnd w:id="70"/>
     </w:p>
     <w:p>
       <w:pPr>
@@ -9837,7 +9934,7 @@
               </w:rPr>
               <w:t xml:space="preserve">The National Construction Code (NCC) Class 2 – Sole Occupancy Unit(s) residential building component is to be designed in accordance with NCC Section J (2022) NatHERS requirements. The residential units must achieve an average </w:t>
             </w:r>
-            <w:bookmarkStart w:id="71" w:name="FR_target"/>
+            <w:bookmarkStart w:id="70" w:name="FR_target"/>
             <w:r>
               <w:rPr>
                 <w:szCs w:val="22"/>
@@ -9848,7 +9945,7 @@
               <w:rPr>
                 <w:szCs w:val="22"/>
               </w:rPr>
-              <w:t>XX</w:t>
+              <w:t>average star rating</w:t>
             </w:r>
             <w:r>
               <w:rPr>
@@ -9862,7 +9959,7 @@
               </w:rPr>
               <w:t xml:space="preserve"> Star </w:t>
             </w:r>
-            <w:bookmarkEnd w:id="71"/>
+            <w:bookmarkEnd w:id="70"/>
             <w:r>
               <w:rPr>
                 <w:szCs w:val="22"/>
@@ -10282,19 +10379,31 @@
                 <w:szCs w:val="22"/>
               </w:rPr>
             </w:pPr>
-            <w:bookmarkStart w:id="72" w:name="Hot_Water"/>
+            <w:bookmarkStart w:id="71" w:name="Hot_Water"/>
             <w:r>
               <w:rPr>
                 <w:szCs w:val="22"/>
               </w:rPr>
               <w:t xml:space="preserve">The development is to utilise </w:t>
             </w:r>
-            <w:bookmarkEnd w:id="72"/>
-            <w:r>
-              <w:rPr>
-                <w:szCs w:val="22"/>
-              </w:rPr>
-              <w:t>[XX]</w:t>
+            <w:bookmarkEnd w:id="71"/>
+            <w:r>
+              <w:rPr>
+                <w:szCs w:val="22"/>
+              </w:rPr>
+              <w:t>[</w:t>
+            </w:r>
+            <w:r>
+              <w:rPr>
+                <w:szCs w:val="22"/>
+              </w:rPr>
+              <w:t>hot water</w:t>
+            </w:r>
+            <w:r>
+              <w:rPr>
+                <w:szCs w:val="22"/>
+              </w:rPr>
+              <w:t>]</w:t>
             </w:r>
           </w:p>
         </w:tc>
@@ -10722,14 +10831,14 @@
                 <w:szCs w:val="22"/>
               </w:rPr>
             </w:pPr>
-            <w:bookmarkStart w:id="73" w:name="Motion_detectors"/>
+            <w:bookmarkStart w:id="72" w:name="Motion_detectors"/>
             <w:r>
               <w:rPr>
                 <w:szCs w:val="22"/>
               </w:rPr>
               <w:t xml:space="preserve">All common area, external and carpark lighting is to be controlled with daylight, motion sensors or timers (whichever is deemed appropriate). </w:t>
             </w:r>
-            <w:bookmarkEnd w:id="73"/>
+            <w:bookmarkEnd w:id="72"/>
           </w:p>
         </w:tc>
       </w:tr>
@@ -10816,7 +10925,7 @@
                 <w:szCs w:val="22"/>
               </w:rPr>
             </w:pPr>
-            <w:bookmarkStart w:id="74" w:name="PV"/>
+            <w:bookmarkStart w:id="73" w:name="PV"/>
             <w:r>
               <w:rPr>
                 <w:color w:val="auto"/>
@@ -10836,7 +10945,7 @@
                 <w:color w:val="auto"/>
                 <w:szCs w:val="22"/>
               </w:rPr>
-              <w:t>XX</w:t>
+              <w:t>solar PV</w:t>
             </w:r>
             <w:r>
               <w:rPr>
@@ -10850,9 +10959,9 @@
                 <w:color w:val="auto"/>
                 <w:szCs w:val="22"/>
               </w:rPr>
-              <w:t>kW Solar PV system is to be located on the roof</w:t>
-            </w:r>
-            <w:bookmarkEnd w:id="74"/>
+              <w:t xml:space="preserve"> Solar PV system is to be located on the roof</w:t>
+            </w:r>
+            <w:bookmarkEnd w:id="73"/>
             <w:r>
               <w:rPr>
                 <w:color w:val="auto"/>
@@ -10872,7 +10981,7 @@
                 <w:color w:val="auto"/>
                 <w:szCs w:val="22"/>
               </w:rPr>
-              <w:t>XX</w:t>
+              <w:t>solar PV output</w:t>
             </w:r>
             <w:r>
               <w:rPr>
@@ -10965,7 +11074,7 @@
       </w:tr>
     </w:tbl>
     <w:p>
-      <w:bookmarkStart w:id="75" w:name="_Toc46738707"/>
+      <w:bookmarkStart w:id="74" w:name="_Toc46738707"/>
     </w:p>
     <w:p>
       <w:pPr>
@@ -10979,17 +11088,17 @@
       <w:pPr>
         <w:pStyle w:val="Heading2"/>
       </w:pPr>
-      <w:bookmarkStart w:id="76" w:name="_Toc46738708"/>
-      <w:bookmarkStart w:id="77" w:name="_Toc227050863"/>
-      <w:bookmarkEnd w:id="75"/>
+      <w:bookmarkStart w:id="75" w:name="_Toc46738708"/>
+      <w:bookmarkStart w:id="76" w:name="_Toc227050863"/>
+      <w:bookmarkEnd w:id="74"/>
       <w:r>
         <w:lastRenderedPageBreak/>
         <w:t>Indoor Environment Quality</w:t>
       </w:r>
       <w:bookmarkEnd w:id="60"/>
       <w:bookmarkEnd w:id="61"/>
+      <w:bookmarkEnd w:id="75"/>
       <w:bookmarkEnd w:id="76"/>
-      <w:bookmarkEnd w:id="77"/>
     </w:p>
     <w:p>
       <w:pPr>
@@ -11070,7 +11179,7 @@
                 <w:szCs w:val="22"/>
               </w:rPr>
             </w:pPr>
-            <w:bookmarkStart w:id="78" w:name="_Toc461726280"/>
+            <w:bookmarkStart w:id="77" w:name="_Toc461726280"/>
             <w:r>
               <w:rPr>
                 <w:rFonts w:ascii="Roboto" w:hAnsi="Roboto"/>
@@ -11215,8 +11324,8 @@
                 <w:szCs w:val="22"/>
               </w:rPr>
             </w:pPr>
-            <w:bookmarkStart w:id="79" w:name="Nat_Vent"/>
-            <w:bookmarkStart w:id="80" w:name="Lighting"/>
+            <w:bookmarkStart w:id="78" w:name="Nat_Vent"/>
+            <w:bookmarkStart w:id="79" w:name="Lighting"/>
             <w:r>
               <w:rPr>
                 <w:szCs w:val="22"/>
@@ -11227,52 +11336,58 @@
               <w:rPr>
                 <w:szCs w:val="22"/>
               </w:rPr>
-              <w:t xml:space="preserve">XX% </w:t>
+              <w:t>natural ventilation</w:t>
+            </w:r>
+            <w:r>
+              <w:rPr>
+                <w:szCs w:val="22"/>
+              </w:rPr>
+              <w:t xml:space="preserve">% </w:t>
+            </w:r>
+            <w:bookmarkEnd w:id="78"/>
+            <w:r>
+              <w:rPr>
+                <w:szCs w:val="22"/>
+              </w:rPr>
+              <w:t>(XX out of XX)</w:t>
+            </w:r>
+            <w:r>
+              <w:rPr>
+                <w:szCs w:val="22"/>
+              </w:rPr>
+              <w:t>]</w:t>
+            </w:r>
+            <w:r>
+              <w:rPr>
+                <w:szCs w:val="22"/>
+              </w:rPr>
+              <w:t xml:space="preserve"> of the development’s </w:t>
+            </w:r>
+            <w:r>
+              <w:rPr>
+                <w:szCs w:val="22"/>
+              </w:rPr>
+              <w:t>townhouses</w:t>
+            </w:r>
+            <w:r>
+              <w:rPr>
+                <w:szCs w:val="22"/>
+              </w:rPr>
+              <w:t xml:space="preserve"> are naturally cross-ventilated. </w:t>
+            </w:r>
+            <w:r>
+              <w:rPr>
+                <w:szCs w:val="22"/>
+              </w:rPr>
+              <w:t>Townhouses</w:t>
+            </w:r>
+            <w:r>
+              <w:rPr>
+                <w:szCs w:val="22"/>
+              </w:rPr>
+              <w:t xml:space="preserve"> are provided with windows on opposite or adjacent facades or are effective single sided ventilated.</w:t>
             </w:r>
             <w:bookmarkEnd w:id="79"/>
-            <w:r>
-              <w:rPr>
-                <w:szCs w:val="22"/>
-              </w:rPr>
-              <w:t>(XX out of XX)</w:t>
-            </w:r>
-            <w:r>
-              <w:rPr>
-                <w:szCs w:val="22"/>
-              </w:rPr>
-              <w:t>]</w:t>
-            </w:r>
-            <w:r>
-              <w:rPr>
-                <w:szCs w:val="22"/>
-              </w:rPr>
-              <w:t xml:space="preserve"> of the development’s </w:t>
-            </w:r>
-            <w:r>
-              <w:rPr>
-                <w:szCs w:val="22"/>
-              </w:rPr>
-              <w:t>townhouses</w:t>
-            </w:r>
-            <w:r>
-              <w:rPr>
-                <w:szCs w:val="22"/>
-              </w:rPr>
-              <w:t xml:space="preserve"> are naturally cross-ventilated. </w:t>
-            </w:r>
-            <w:r>
-              <w:rPr>
-                <w:szCs w:val="22"/>
-              </w:rPr>
-              <w:t>Townhouses</w:t>
-            </w:r>
-            <w:r>
-              <w:rPr>
-                <w:szCs w:val="22"/>
-              </w:rPr>
-              <w:t xml:space="preserve"> are provided with windows on opposite or adjacent facades or are effective single sided ventilated.</w:t>
-            </w:r>
-            <w:bookmarkEnd w:id="80"/>
           </w:p>
           <w:p>
             <w:pPr>
@@ -11387,14 +11502,14 @@
                 <w:szCs w:val="22"/>
               </w:rPr>
             </w:pPr>
-            <w:bookmarkStart w:id="81" w:name="Shading"/>
+            <w:bookmarkStart w:id="80" w:name="Shading"/>
             <w:r>
               <w:rPr>
                 <w:szCs w:val="22"/>
               </w:rPr>
               <w:t>The development is provided with a comprehensive shading strategy</w:t>
             </w:r>
-            <w:bookmarkEnd w:id="81"/>
+            <w:bookmarkEnd w:id="80"/>
             <w:r>
               <w:rPr>
                 <w:szCs w:val="22"/>
@@ -11420,34 +11535,7 @@
               <w:rPr>
                 <w:szCs w:val="22"/>
               </w:rPr>
-              <w:t>XXX</w:t>
-            </w:r>
-            <w:r>
-              <w:rPr>
-                <w:szCs w:val="22"/>
-              </w:rPr>
-              <w:t>.</w:t>
-            </w:r>
-            <w:r>
-              <w:rPr>
-                <w:szCs w:val="22"/>
-              </w:rPr>
-              <w:t xml:space="preserve"> </w:t>
-            </w:r>
-          </w:p>
-          <w:p>
-            <w:pPr>
-              <w:pStyle w:val="ListBullet"/>
-              <w:jc w:val="both"/>
-              <w:rPr>
-                <w:szCs w:val="22"/>
-              </w:rPr>
-            </w:pPr>
-            <w:r>
-              <w:rPr>
-                <w:szCs w:val="22"/>
-              </w:rPr>
-              <w:t>XXX.</w:t>
+              <w:t>[shading]</w:t>
             </w:r>
           </w:p>
         </w:tc>
@@ -11555,7 +11643,13 @@
               <w:rPr>
                 <w:szCs w:val="22"/>
               </w:rPr>
-              <w:t>XX% (XX out of XX)</w:t>
+              <w:t>orientation</w:t>
+            </w:r>
+            <w:r>
+              <w:rPr>
+                <w:szCs w:val="22"/>
+              </w:rPr>
+              <w:t>% (XX out of XX)</w:t>
             </w:r>
             <w:r>
               <w:rPr>
@@ -11586,19 +11680,19 @@
       <w:pPr>
         <w:pStyle w:val="Heading2"/>
       </w:pPr>
-      <w:bookmarkStart w:id="82" w:name="_Toc461726283"/>
-      <w:bookmarkStart w:id="83" w:name="_Toc462823801"/>
-      <w:bookmarkStart w:id="84" w:name="_Toc46738709"/>
-      <w:bookmarkStart w:id="85" w:name="_Toc227050864"/>
-      <w:bookmarkEnd w:id="78"/>
+      <w:bookmarkStart w:id="81" w:name="_Toc461726283"/>
+      <w:bookmarkStart w:id="82" w:name="_Toc462823801"/>
+      <w:bookmarkStart w:id="83" w:name="_Toc46738709"/>
+      <w:bookmarkStart w:id="84" w:name="_Toc227050864"/>
+      <w:bookmarkEnd w:id="77"/>
       <w:r>
         <w:lastRenderedPageBreak/>
         <w:t>Transport</w:t>
       </w:r>
+      <w:bookmarkEnd w:id="81"/>
       <w:bookmarkEnd w:id="82"/>
       <w:bookmarkEnd w:id="83"/>
       <w:bookmarkEnd w:id="84"/>
-      <w:bookmarkEnd w:id="85"/>
     </w:p>
     <w:p>
       <w:pPr>
@@ -11831,7 +11925,7 @@
                 <w:szCs w:val="22"/>
               </w:rPr>
             </w:pPr>
-            <w:bookmarkStart w:id="86" w:name="Bicycles"/>
+            <w:bookmarkStart w:id="85" w:name="Bicycles"/>
             <w:r>
               <w:rPr>
                 <w:szCs w:val="22"/>
@@ -11842,7 +11936,7 @@
               <w:rPr>
                 <w:szCs w:val="22"/>
               </w:rPr>
-              <w:t>XX</w:t>
+              <w:t>residential bikes</w:t>
             </w:r>
             <w:r>
               <w:rPr>
@@ -11856,73 +11950,73 @@
               </w:rPr>
               <w:t xml:space="preserve"> bicycle spaces are to be provided for residents.</w:t>
             </w:r>
+            <w:bookmarkEnd w:id="85"/>
+            <w:r>
+              <w:rPr>
+                <w:szCs w:val="22"/>
+              </w:rPr>
+              <w:t xml:space="preserve"> This will provide a ratio of approximately 1 resident bicycle space for every </w:t>
+            </w:r>
+            <w:r>
+              <w:rPr>
+                <w:szCs w:val="22"/>
+              </w:rPr>
+              <w:t>townhouse</w:t>
+            </w:r>
+            <w:r>
+              <w:rPr>
+                <w:szCs w:val="22"/>
+              </w:rPr>
+              <w:t>.</w:t>
+            </w:r>
+          </w:p>
+          <w:p>
+            <w:pPr>
+              <w:spacing w:before="0" w:after="0"/>
+              <w:rPr>
+                <w:szCs w:val="22"/>
+              </w:rPr>
+            </w:pPr>
+          </w:p>
+          <w:p>
+            <w:pPr>
+              <w:spacing w:before="0" w:after="0"/>
+              <w:rPr>
+                <w:szCs w:val="22"/>
+              </w:rPr>
+            </w:pPr>
+            <w:r>
+              <w:rPr>
+                <w:szCs w:val="22"/>
+              </w:rPr>
+              <w:t xml:space="preserve"> </w:t>
+            </w:r>
+            <w:bookmarkStart w:id="86" w:name="OLE_LINK9"/>
+            <w:r>
+              <w:rPr>
+                <w:szCs w:val="22"/>
+              </w:rPr>
+              <w:t>[</w:t>
+            </w:r>
+            <w:r>
+              <w:rPr>
+                <w:szCs w:val="22"/>
+              </w:rPr>
+              <w:t>residential visitor bikes</w:t>
+            </w:r>
+            <w:r>
+              <w:rPr>
+                <w:szCs w:val="22"/>
+              </w:rPr>
+              <w:t>]</w:t>
+            </w:r>
+            <w:r>
+              <w:rPr>
+                <w:szCs w:val="22"/>
+              </w:rPr>
+              <w:t xml:space="preserve"> bicycle spaces are to be provided for residential visitors.</w:t>
+            </w:r>
             <w:bookmarkEnd w:id="86"/>
-            <w:r>
-              <w:rPr>
-                <w:szCs w:val="22"/>
-              </w:rPr>
-              <w:t xml:space="preserve"> This will provide a ratio of approximately 1 resident bicycle space for every </w:t>
-            </w:r>
-            <w:r>
-              <w:rPr>
-                <w:szCs w:val="22"/>
-              </w:rPr>
-              <w:t>townhouse</w:t>
-            </w:r>
-            <w:r>
-              <w:rPr>
-                <w:szCs w:val="22"/>
-              </w:rPr>
-              <w:t>.</w:t>
-            </w:r>
-          </w:p>
-          <w:p>
-            <w:pPr>
-              <w:spacing w:before="0" w:after="0"/>
-              <w:rPr>
-                <w:szCs w:val="22"/>
-              </w:rPr>
-            </w:pPr>
-          </w:p>
-          <w:p>
-            <w:pPr>
-              <w:spacing w:before="0" w:after="0"/>
-              <w:rPr>
-                <w:szCs w:val="22"/>
-              </w:rPr>
-            </w:pPr>
-            <w:r>
-              <w:rPr>
-                <w:szCs w:val="22"/>
-              </w:rPr>
-              <w:t xml:space="preserve"> </w:t>
-            </w:r>
-            <w:bookmarkStart w:id="87" w:name="OLE_LINK9"/>
-            <w:r>
-              <w:rPr>
-                <w:szCs w:val="22"/>
-              </w:rPr>
-              <w:t>[</w:t>
-            </w:r>
-            <w:r>
-              <w:rPr>
-                <w:szCs w:val="22"/>
-              </w:rPr>
-              <w:t>XX</w:t>
-            </w:r>
-            <w:r>
-              <w:rPr>
-                <w:szCs w:val="22"/>
-              </w:rPr>
-              <w:t>]</w:t>
-            </w:r>
-            <w:r>
-              <w:rPr>
-                <w:szCs w:val="22"/>
-              </w:rPr>
-              <w:t xml:space="preserve"> bicycle spaces are to be provided for residential visitors.</w:t>
-            </w:r>
-            <w:bookmarkEnd w:id="87"/>
             <w:r>
               <w:rPr>
                 <w:szCs w:val="22"/>
@@ -12064,33 +12158,12 @@
               </w:rPr>
               <w:t xml:space="preserve">for </w:t>
             </w:r>
-            <w:sdt>
-              <w:sdtPr>
-                <w:rPr>
-                  <w:rFonts w:cs="Tahoma"/>
-                </w:rPr>
-                <w:id w:val="1599130255"/>
-                <w:placeholder>
-                  <w:docPart w:val="7FFC764F1F714EAF90EDBC9B656436E4"/>
-                </w:placeholder>
-                <w:showingPlcHdr/>
-                <w:dropDownList>
-                  <w:listItem w:value="Choose an item."/>
-                  <w:listItem w:displayText="100% of the car parking spaces associated with a Class 2 building." w:value="100% of the car parking spaces associated with a Class 2 building."/>
-                  <w:listItem w:displayText="10% of car parking spaces associated with a Class 5 or 6 building." w:value="10% of car parking spaces associated with a Class 5 or 6 building."/>
-                  <w:listItem w:displayText="20% of car parking spaces associated with a Class 3, 7b, 8 or 9 building." w:value="20% of car parking spaces associated with a Class 3, 7b, 8 or 9 building."/>
-                </w:dropDownList>
-              </w:sdtPr>
-              <w:sdtContent>
-                <w:r>
-                  <w:rPr>
-                    <w:rStyle w:val="PlaceholderText"/>
-                    <w:szCs w:val="22"/>
-                  </w:rPr>
-                  <w:t>Choose an item.</w:t>
-                </w:r>
-              </w:sdtContent>
-            </w:sdt>
+            <w:r>
+              <w:rPr>
+                <w:rFonts w:cs="Tahoma"/>
+              </w:rPr>
+              <w:t>100% of the car parking spaces associated with a Class 2 building.</w:t>
+            </w:r>
           </w:p>
         </w:tc>
       </w:tr>
@@ -12106,11 +12179,11 @@
           <w:szCs w:val="20"/>
         </w:rPr>
       </w:pPr>
-      <w:bookmarkStart w:id="88" w:name="_Toc531765802"/>
-      <w:bookmarkStart w:id="89" w:name="_Toc227050865"/>
-      <w:bookmarkStart w:id="90" w:name="_Toc461726284"/>
-      <w:bookmarkStart w:id="91" w:name="_Toc462823802"/>
-      <w:bookmarkStart w:id="92" w:name="_Toc46738710"/>
+      <w:bookmarkStart w:id="87" w:name="_Toc531765802"/>
+      <w:bookmarkStart w:id="88" w:name="_Toc227050865"/>
+      <w:bookmarkStart w:id="89" w:name="_Toc461726284"/>
+      <w:bookmarkStart w:id="90" w:name="_Toc462823802"/>
+      <w:bookmarkStart w:id="91" w:name="_Toc46738710"/>
       <w:r>
         <w:br w:type="page"/>
       </w:r>
@@ -12123,8 +12196,8 @@
         <w:lastRenderedPageBreak/>
         <w:t>Materials</w:t>
       </w:r>
+      <w:bookmarkEnd w:id="87"/>
       <w:bookmarkEnd w:id="88"/>
-      <w:bookmarkEnd w:id="89"/>
     </w:p>
     <w:p>
       <w:pPr>
@@ -12843,18 +12916,18 @@
       <w:pPr>
         <w:pStyle w:val="Heading2"/>
       </w:pPr>
-      <w:bookmarkStart w:id="93" w:name="_Toc227050866"/>
+      <w:bookmarkStart w:id="92" w:name="_Toc227050866"/>
       <w:r>
         <w:lastRenderedPageBreak/>
         <w:t>Waste</w:t>
       </w:r>
+      <w:bookmarkEnd w:id="89"/>
       <w:bookmarkEnd w:id="90"/>
       <w:bookmarkEnd w:id="91"/>
-      <w:bookmarkEnd w:id="92"/>
       <w:r>
         <w:t xml:space="preserve"> &amp; Resource Recovery</w:t>
       </w:r>
-      <w:bookmarkEnd w:id="93"/>
+      <w:bookmarkEnd w:id="92"/>
     </w:p>
     <w:p>
       <w:pPr>
@@ -13206,7 +13279,7 @@
                 <w:szCs w:val="22"/>
               </w:rPr>
             </w:pPr>
-            <w:bookmarkStart w:id="94" w:name="Waste_Percent"/>
+            <w:bookmarkStart w:id="93" w:name="Waste_Percent"/>
             <w:r>
               <w:rPr>
                 <w:szCs w:val="22"/>
@@ -13225,7 +13298,7 @@
               </w:rPr>
               <w:t>0% of the waste generated during construction and demolition has been diverted from landfill</w:t>
             </w:r>
-            <w:bookmarkEnd w:id="94"/>
+            <w:bookmarkEnd w:id="93"/>
             <w:r>
               <w:rPr>
                 <w:szCs w:val="22"/>
@@ -13314,14 +13387,14 @@
                 <w:szCs w:val="22"/>
               </w:rPr>
             </w:pPr>
-            <w:bookmarkStart w:id="95" w:name="Green_Waste"/>
+            <w:bookmarkStart w:id="94" w:name="Green_Waste"/>
             <w:r>
               <w:rPr>
                 <w:szCs w:val="22"/>
               </w:rPr>
               <w:t>Green waste storage is provided in the XXX.</w:t>
             </w:r>
-            <w:bookmarkEnd w:id="95"/>
+            <w:bookmarkEnd w:id="94"/>
           </w:p>
           <w:p>
             <w:pPr>
@@ -13414,14 +13487,14 @@
                 <w:szCs w:val="22"/>
               </w:rPr>
             </w:pPr>
-            <w:bookmarkStart w:id="96" w:name="Recycle_Location"/>
+            <w:bookmarkStart w:id="95" w:name="Recycle_Location"/>
             <w:r>
               <w:rPr>
                 <w:szCs w:val="22"/>
               </w:rPr>
               <w:t>Separate general, recycling, glass and organic waste storage will be provided at XXX</w:t>
             </w:r>
-            <w:bookmarkEnd w:id="96"/>
+            <w:bookmarkEnd w:id="95"/>
             <w:r>
               <w:rPr>
                 <w:szCs w:val="22"/>
@@ -13467,8 +13540,8 @@
           <w:szCs w:val="26"/>
         </w:rPr>
       </w:pPr>
-      <w:bookmarkStart w:id="97" w:name="_Toc461726285"/>
-      <w:bookmarkStart w:id="98" w:name="_Toc462823803"/>
+      <w:bookmarkStart w:id="96" w:name="_Toc461726285"/>
+      <w:bookmarkStart w:id="97" w:name="_Toc462823803"/>
       <w:r>
         <w:br w:type="page"/>
       </w:r>
@@ -13477,16 +13550,16 @@
       <w:pPr>
         <w:pStyle w:val="Heading2"/>
       </w:pPr>
-      <w:bookmarkStart w:id="99" w:name="_Toc46738711"/>
-      <w:bookmarkStart w:id="100" w:name="_Toc227050867"/>
+      <w:bookmarkStart w:id="98" w:name="_Toc46738711"/>
+      <w:bookmarkStart w:id="99" w:name="_Toc227050867"/>
       <w:r>
         <w:lastRenderedPageBreak/>
         <w:t>Urban Ecology</w:t>
       </w:r>
+      <w:bookmarkEnd w:id="96"/>
       <w:bookmarkEnd w:id="97"/>
       <w:bookmarkEnd w:id="98"/>
       <w:bookmarkEnd w:id="99"/>
-      <w:bookmarkEnd w:id="100"/>
     </w:p>
     <w:p>
       <w:pPr>
@@ -13834,7 +13907,7 @@
               </w:rPr>
               <w:br/>
             </w:r>
-            <w:bookmarkStart w:id="101" w:name="Vege_Percent"/>
+            <w:bookmarkStart w:id="100" w:name="Vege_Percent"/>
             <w:r>
               <w:rPr>
                 <w:szCs w:val="22"/>
@@ -13851,7 +13924,7 @@
               <w:rPr>
                 <w:szCs w:val="22"/>
               </w:rPr>
-              <w:t>XX</w:t>
+              <w:t>vegetation</w:t>
             </w:r>
             <w:r>
               <w:rPr>
@@ -13865,7 +13938,7 @@
               </w:rPr>
               <w:t>% of the site area</w:t>
             </w:r>
-            <w:bookmarkEnd w:id="101"/>
+            <w:bookmarkEnd w:id="100"/>
             <w:r>
               <w:rPr>
                 <w:szCs w:val="22"/>
@@ -14139,7 +14212,7 @@
                 <w:szCs w:val="22"/>
               </w:rPr>
             </w:pPr>
-            <w:bookmarkStart w:id="102" w:name="Food_production"/>
+            <w:bookmarkStart w:id="101" w:name="Food_production"/>
             <w:r>
               <w:rPr>
                 <w:szCs w:val="22"/>
@@ -14150,7 +14223,7 @@
               <w:rPr>
                 <w:szCs w:val="22"/>
               </w:rPr>
-              <w:t>XX</w:t>
+              <w:t>food production area</w:t>
             </w:r>
             <w:r>
               <w:rPr>
@@ -14164,7 +14237,7 @@
               </w:rPr>
               <w:t>m2 of communal food production area will be provided</w:t>
             </w:r>
-            <w:bookmarkEnd w:id="102"/>
+            <w:bookmarkEnd w:id="101"/>
             <w:r>
               <w:rPr>
                 <w:szCs w:val="22"/>
@@ -14320,18 +14393,18 @@
       <w:pPr>
         <w:pStyle w:val="Heading2"/>
       </w:pPr>
-      <w:bookmarkStart w:id="103" w:name="_Toc461726286"/>
-      <w:bookmarkStart w:id="104" w:name="_Toc462823804"/>
-      <w:bookmarkStart w:id="105" w:name="_Toc46738712"/>
-      <w:bookmarkStart w:id="106" w:name="_Toc227050868"/>
+      <w:bookmarkStart w:id="102" w:name="_Toc461726286"/>
+      <w:bookmarkStart w:id="103" w:name="_Toc462823804"/>
+      <w:bookmarkStart w:id="104" w:name="_Toc46738712"/>
+      <w:bookmarkStart w:id="105" w:name="_Toc227050868"/>
       <w:r>
         <w:lastRenderedPageBreak/>
         <w:t>Innovation</w:t>
       </w:r>
+      <w:bookmarkEnd w:id="102"/>
       <w:bookmarkEnd w:id="103"/>
       <w:bookmarkEnd w:id="104"/>
       <w:bookmarkEnd w:id="105"/>
-      <w:bookmarkEnd w:id="106"/>
     </w:p>
     <w:p>
       <w:pPr>
@@ -14903,8 +14976,8 @@
           <w:rFonts w:eastAsiaTheme="minorEastAsia"/>
         </w:rPr>
       </w:pPr>
-      <w:bookmarkStart w:id="107" w:name="WSUD_Appendix"/>
-      <w:bookmarkStart w:id="108" w:name="_Toc227050869"/>
+      <w:bookmarkStart w:id="106" w:name="WSUD_Appendix"/>
+      <w:bookmarkStart w:id="107" w:name="_Toc227050869"/>
       <w:r>
         <w:lastRenderedPageBreak/>
         <w:t xml:space="preserve">Appendix </w:t>
@@ -14915,8 +14988,8 @@
       <w:r>
         <w:t xml:space="preserve"> – WSUD Response</w:t>
       </w:r>
+      <w:bookmarkEnd w:id="106"/>
       <w:bookmarkEnd w:id="107"/>
-      <w:bookmarkEnd w:id="108"/>
     </w:p>
     <w:p>
       <w:pPr>
@@ -14944,7 +15017,7 @@
       <w:r>
         <w:t>The following architectural mark-up illustrates the rainwater collection and impervious areas of the proposed development site.</w:t>
       </w:r>
-      <w:bookmarkStart w:id="109" w:name="_Toc451243777"/>
+      <w:bookmarkStart w:id="108" w:name="_Toc451243777"/>
     </w:p>
     <w:tbl>
       <w:tblPr>
@@ -15024,7 +15097,7 @@
         </w:tc>
       </w:tr>
     </w:tbl>
-    <w:bookmarkEnd w:id="109"/>
+    <w:bookmarkEnd w:id="108"/>
     <w:p>
       <w:pPr>
         <w:pStyle w:val="Heading3"/>
@@ -15064,13 +15137,19 @@
         <w:fldChar w:fldCharType="separate"/>
       </w:r>
       <w:r>
-        <w:t>Rainwater is to be collected from XX and directed into the</w:t>
+        <w:t xml:space="preserve">Rainwater is to be collected from </w:t>
       </w:r>
       <w:r>
-        <w:t xml:space="preserve"> [XX]</w:t>
+        <w:t>[collection area]</w:t>
       </w:r>
       <w:r>
-        <w:t xml:space="preserve"> litre rainwater tank. XX WC’s are to be connected to the rainwater tank.</w:t>
+        <w:t xml:space="preserve"> and directed into the</w:t>
+      </w:r>
+      <w:r>
+        <w:t xml:space="preserve"> [rainwater tank size]</w:t>
+      </w:r>
+      <w:r>
+        <w:t xml:space="preserve"> litre rainwater tank. XX WCs are to be connected to the rainwater tank.</w:t>
       </w:r>
     </w:p>
     <w:p>
@@ -15080,7 +15159,13 @@
         <w:jc w:val="both"/>
       </w:pPr>
       <w:r>
-        <w:t>Rainwater is to be collected from XX and directed into a ≥XXm2, minimum 1,150mm deep raingarden with 300mm of extended detention.</w:t>
+        <w:t>Rainwater is to be collected from XX and directed into a ≥</w:t>
+      </w:r>
+      <w:r>
+        <w:t>[raingarden size]</w:t>
+      </w:r>
+      <w:r>
+        <w:t>m2, minimum 1,150mm deep raingarden with 300mm of extended detention.</w:t>
       </w:r>
     </w:p>
     <w:p>
@@ -15189,7 +15274,7 @@
         <w:rPr>
           <w:highlight w:val="yellow"/>
         </w:rPr>
-        <w:t>XX</w:t>
+        <w:t>rainwater tank size</w:t>
       </w:r>
       <w:r>
         <w:rPr>
@@ -15422,12 +15507,24 @@
       <w:r>
         <w:t xml:space="preserve">Furthermore, </w:t>
       </w:r>
-      <w:bookmarkStart w:id="110" w:name="_Hlk512948205"/>
+      <w:bookmarkStart w:id="109" w:name="_Hlk512948205"/>
       <w:r>
         <w:rPr>
           <w:highlight w:val="yellow"/>
         </w:rPr>
-        <w:t>a ≥XXm</w:t>
+        <w:t>a ≥</w:t>
+      </w:r>
+      <w:r>
+        <w:rPr>
+          <w:highlight w:val="yellow"/>
+        </w:rPr>
+        <w:t>[raingarden size]</w:t>
+      </w:r>
+      <w:r>
+        <w:rPr>
+          <w:highlight w:val="yellow"/>
+        </w:rPr>
+        <w:t>m</w:t>
       </w:r>
       <w:r>
         <w:rPr>
@@ -15439,7 +15536,7 @@
       <w:r>
         <w:t>, minimum 1,150mm deep raingarden with 300mm of extended detention</w:t>
       </w:r>
-      <w:bookmarkEnd w:id="110"/>
+      <w:bookmarkEnd w:id="109"/>
       <w:r>
         <w:t xml:space="preserve"> is to be provided. Rainwater collected from </w:t>
       </w:r>
@@ -17160,8 +17257,8 @@
           <w:rFonts w:eastAsiaTheme="minorEastAsia"/>
         </w:rPr>
       </w:pPr>
-      <w:bookmarkStart w:id="111" w:name="Energy_Appendix"/>
-      <w:bookmarkStart w:id="112" w:name="_Toc227050870"/>
+      <w:bookmarkStart w:id="110" w:name="Energy_Appendix"/>
+      <w:bookmarkStart w:id="111" w:name="_Toc227050870"/>
       <w:r>
         <w:lastRenderedPageBreak/>
         <w:t xml:space="preserve">Appendix </w:t>
@@ -17181,14 +17278,14 @@
       <w:r>
         <w:t xml:space="preserve"> Certificates</w:t>
       </w:r>
-      <w:bookmarkEnd w:id="111"/>
+      <w:bookmarkEnd w:id="110"/>
       <w:r>
         <w:rPr>
           <w:rFonts w:eastAsiaTheme="minorEastAsia"/>
         </w:rPr>
         <w:t>.</w:t>
       </w:r>
-      <w:bookmarkEnd w:id="112"/>
+      <w:bookmarkEnd w:id="111"/>
       <w:r>
         <w:rPr>
           <w:rFonts w:eastAsiaTheme="minorEastAsia"/>
@@ -19604,14 +19701,14 @@
       <w:pPr>
         <w:pStyle w:val="Heading2"/>
       </w:pPr>
-      <w:bookmarkStart w:id="113" w:name="Renewble_Appendix"/>
-      <w:bookmarkStart w:id="114" w:name="_Toc227050871"/>
+      <w:bookmarkStart w:id="112" w:name="Renewble_Appendix"/>
+      <w:bookmarkStart w:id="113" w:name="_Toc227050871"/>
       <w:r>
         <w:lastRenderedPageBreak/>
         <w:t>Appendix X – Renewable Energy</w:t>
       </w:r>
+      <w:bookmarkEnd w:id="112"/>
       <w:bookmarkEnd w:id="113"/>
-      <w:bookmarkEnd w:id="114"/>
     </w:p>
     <w:tbl>
       <w:tblPr>
@@ -19759,9 +19856,9 @@
       <w:pPr>
         <w:pStyle w:val="Heading2"/>
       </w:pPr>
-      <w:bookmarkStart w:id="115" w:name="NatVent_Appendix"/>
-      <w:bookmarkStart w:id="116" w:name="_Toc231555538"/>
-      <w:bookmarkStart w:id="117" w:name="_Toc227050873"/>
+      <w:bookmarkStart w:id="114" w:name="NatVent_Appendix"/>
+      <w:bookmarkStart w:id="115" w:name="_Toc231555538"/>
+      <w:bookmarkStart w:id="116" w:name="_Toc227050873"/>
       <w:r>
         <w:lastRenderedPageBreak/>
         <w:t>Appendix X –</w:t>
@@ -19772,8 +19869,8 @@
       <w:r>
         <w:t>Natural Ventilation</w:t>
       </w:r>
+      <w:bookmarkEnd w:id="114"/>
       <w:bookmarkEnd w:id="115"/>
-      <w:bookmarkEnd w:id="116"/>
     </w:p>
     <w:tbl>
       <w:tblPr>
@@ -22050,7 +22147,7 @@
         <w:lastRenderedPageBreak/>
         <w:t>Appendix X – BESS Assessment</w:t>
       </w:r>
-      <w:bookmarkEnd w:id="117"/>
+      <w:bookmarkEnd w:id="116"/>
     </w:p>
     <w:p/>
     <w:sectPr>
@@ -27850,35 +27947,6 @@
     </w:docPart>
     <w:docPart>
       <w:docPartPr>
-        <w:name w:val="7FFC764F1F714EAF90EDBC9B656436E4"/>
-        <w:category>
-          <w:name w:val="General"/>
-          <w:gallery w:val="placeholder"/>
-        </w:category>
-        <w:types>
-          <w:type w:val="bbPlcHdr"/>
-        </w:types>
-        <w:behaviors>
-          <w:behavior w:val="content"/>
-        </w:behaviors>
-        <w:guid w:val="{D2C7CEB1-4B32-435A-B0E6-B55D724CCB6E}"/>
-      </w:docPartPr>
-      <w:docPartBody>
-        <w:p>
-          <w:pPr>
-            <w:pStyle w:val="7FFC764F1F714EAF90EDBC9B656436E4"/>
-          </w:pPr>
-          <w:r>
-            <w:rPr>
-              <w:rStyle w:val="PlaceholderText"/>
-            </w:rPr>
-            <w:t>Choose an item.</w:t>
-          </w:r>
-        </w:p>
-      </w:docPartBody>
-    </w:docPart>
-    <w:docPart>
-      <w:docPartPr>
         <w:name w:val="20AA0F62DE93440582859C5AAC65342B"/>
         <w:category>
           <w:name w:val="General"/>
@@ -27969,6 +28037,7 @@
     <w:pitch w:val="default"/>
   </w:font>
   <w:font w:name="Roboto">
+    <w:altName w:val="Arial"/>
     <w:panose1 w:val="02000000000000000000"/>
     <w:charset w:val="00"/>
     <w:family w:val="auto"/>
@@ -28369,6 +28438,7 @@
     <w:rsid w:val="00076F93"/>
     <w:rsid w:val="0008015E"/>
     <w:rsid w:val="00093550"/>
+    <w:rsid w:val="000A460D"/>
     <w:rsid w:val="000B4523"/>
     <w:rsid w:val="000C5DEB"/>
     <w:rsid w:val="000C608A"/>
@@ -28377,6 +28447,7 @@
     <w:rsid w:val="00173595"/>
     <w:rsid w:val="00185259"/>
     <w:rsid w:val="00185649"/>
+    <w:rsid w:val="001A5177"/>
     <w:rsid w:val="001C472D"/>
     <w:rsid w:val="001D69DF"/>
     <w:rsid w:val="001E0610"/>
@@ -28386,6 +28457,7 @@
     <w:rsid w:val="0024754E"/>
     <w:rsid w:val="002476EF"/>
     <w:rsid w:val="00280C54"/>
+    <w:rsid w:val="002870BB"/>
     <w:rsid w:val="002A4853"/>
     <w:rsid w:val="002C4FD1"/>
     <w:rsid w:val="002D0D3A"/>
@@ -28407,10 +28479,12 @@
     <w:rsid w:val="00402549"/>
     <w:rsid w:val="0041699F"/>
     <w:rsid w:val="00442A7F"/>
+    <w:rsid w:val="004522F4"/>
     <w:rsid w:val="0045519A"/>
     <w:rsid w:val="004556FE"/>
     <w:rsid w:val="004558F6"/>
     <w:rsid w:val="00460782"/>
+    <w:rsid w:val="00481405"/>
     <w:rsid w:val="004D7895"/>
     <w:rsid w:val="00504E04"/>
     <w:rsid w:val="00524716"/>
@@ -28420,6 +28494,7 @@
     <w:rsid w:val="00547074"/>
     <w:rsid w:val="005533A3"/>
     <w:rsid w:val="00577CC4"/>
+    <w:rsid w:val="005A2973"/>
     <w:rsid w:val="005B679C"/>
     <w:rsid w:val="005C3A6B"/>
     <w:rsid w:val="005D3B07"/>
@@ -28430,6 +28505,7 @@
     <w:rsid w:val="00644C13"/>
     <w:rsid w:val="00653FC6"/>
     <w:rsid w:val="006718F4"/>
+    <w:rsid w:val="0068026B"/>
     <w:rsid w:val="0069412A"/>
     <w:rsid w:val="006A4FF8"/>
     <w:rsid w:val="006A71BB"/>
@@ -28485,15 +28561,18 @@
     <w:rsid w:val="00B96785"/>
     <w:rsid w:val="00BB25AD"/>
     <w:rsid w:val="00BC50D9"/>
+    <w:rsid w:val="00BD0326"/>
     <w:rsid w:val="00BD61CD"/>
     <w:rsid w:val="00C04E7C"/>
     <w:rsid w:val="00C1048C"/>
+    <w:rsid w:val="00C36D96"/>
     <w:rsid w:val="00C45294"/>
     <w:rsid w:val="00C56DB8"/>
     <w:rsid w:val="00C633E8"/>
     <w:rsid w:val="00C67CAB"/>
     <w:rsid w:val="00C820F1"/>
     <w:rsid w:val="00C862C5"/>
+    <w:rsid w:val="00C90EA4"/>
     <w:rsid w:val="00CA5D56"/>
     <w:rsid w:val="00CC4EEB"/>
     <w:rsid w:val="00CC50E7"/>
@@ -28975,10 +29054,7 @@
     <w:basedOn w:val="DefaultParagraphFont"/>
     <w:uiPriority w:val="99"/>
     <w:semiHidden/>
-    <w:rsid w:val="0069412A"/>
-    <w:rPr>
-      <w:color w:val="808080"/>
-    </w:rPr>
+    <w:rsid w:val="005A2973"/>
   </w:style>
   <w:style w:type="paragraph" w:customStyle="1" w:styleId="71ADB0C41D9DEE44BAF13E2629C6DC2E">
     <w:name w:val="71ADB0C41D9DEE44BAF13E2629C6DC2E"/>
